--- a/rediseno_2026/Documento unificado/Informe de la Comisión Académica - Rediseño Curricular.docx
+++ b/rediseno_2026/Documento unificado/Informe de la Comisión Académica - Rediseño Curricular.docx
@@ -22807,7 +22807,6 @@
     <w:p>
       <w:pPr>
         <w:keepNext/>
-        <w:pageBreakBefore/>
         <w:spacing w:before="120" w:after="200"/>
       </w:pPr>
       <w:r>
@@ -22815,7 +22814,6 @@
           <w:b/>
           <w:sz w:val="24"/>
         </w:rPr>
-        <w:lastRenderedPageBreak/>
         <w:t>Anexo 6. Cuadro comparativo del Plan de Estudios 2013 y el Rediseño Curricular, Artículo 13</w:t>
       </w:r>
     </w:p>
